--- a/notebooks-copilot/Fargo_Night_Shift_Handover_Template.docx
+++ b/notebooks-copilot/Fargo_Night_Shift_Handover_Template.docx
@@ -148,7 +148,7 @@
           </w:tcPr>
           <w:p>
             <w:r>
-              <w:t>Megan</w:t>
+              <w:t>Lisa</w:t>
             </w:r>
           </w:p>
         </w:tc>
@@ -190,7 +190,7 @@
           </w:tcPr>
           <w:p>
             <w:r>
-              <w:t>Anne</w:t>
+              <w:t>Sonia</w:t>
             </w:r>
           </w:p>
         </w:tc>
@@ -232,7 +232,7 @@
           </w:tcPr>
           <w:p>
             <w:r>
-              <w:t>Riley</w:t>
+              <w:t>Kai</w:t>
             </w:r>
           </w:p>
         </w:tc>

--- a/notebooks-copilot/Fargo_Night_Shift_Handover_Template.docx
+++ b/notebooks-copilot/Fargo_Night_Shift_Handover_Template.docx
@@ -148,7 +148,7 @@
           </w:tcPr>
           <w:p>
             <w:r>
-              <w:t>Lisa</w:t>
+              <w:t>Teresa</w:t>
             </w:r>
           </w:p>
         </w:tc>
@@ -232,7 +232,7 @@
           </w:tcPr>
           <w:p>
             <w:r>
-              <w:t>Kai</w:t>
+              <w:t>Vance</w:t>
             </w:r>
           </w:p>
         </w:tc>
@@ -274,7 +274,7 @@
           </w:tcPr>
           <w:p>
             <w:r>
-              <w:t>Alex</w:t>
+              <w:t>Billie</w:t>
             </w:r>
           </w:p>
         </w:tc>
